--- a/web/templates/receipts/template-1.docx
+++ b/web/templates/receipts/template-1.docx
@@ -648,7 +648,7 @@
       </w:tblPr>
       <w:tblGrid>
         <w:gridCol w:w="719"/>
-        <w:gridCol w:w="7561"/>
+        <w:gridCol w:w="7560"/>
         <w:gridCol w:w="1620"/>
         <w:gridCol w:w="360"/>
       </w:tblGrid>
@@ -694,7 +694,7 @@
         </w:tc>
         <w:tc>
           <w:tcPr>
-            <w:tcW w:w="7561" w:type="dxa"/>
+            <w:tcW w:w="7560" w:type="dxa"/>
             <w:tcBorders>
               <w:top w:val="single" w:sz="4" w:space="0" w:color="000000"/>
               <w:left w:val="single" w:sz="4" w:space="0" w:color="000000"/>
@@ -831,7 +831,7 @@
         </w:tc>
         <w:tc>
           <w:tcPr>
-            <w:tcW w:w="7561" w:type="dxa"/>
+            <w:tcW w:w="7560" w:type="dxa"/>
             <w:tcBorders>
               <w:top w:val="single" w:sz="4" w:space="0" w:color="000000"/>
               <w:left w:val="single" w:sz="4" w:space="0" w:color="000000"/>
@@ -938,7 +938,7 @@
         </w:trPr>
         <w:tc>
           <w:tcPr>
-            <w:tcW w:w="8280" w:type="dxa"/>
+            <w:tcW w:w="8279" w:type="dxa"/>
             <w:gridSpan w:val="2"/>
             <w:tcBorders>
               <w:top w:val="single" w:sz="4" w:space="0" w:color="000000"/>
@@ -1049,7 +1049,7 @@
         </w:trPr>
         <w:tc>
           <w:tcPr>
-            <w:tcW w:w="10260" w:type="dxa"/>
+            <w:tcW w:w="10259" w:type="dxa"/>
             <w:gridSpan w:val="4"/>
             <w:tcBorders>
               <w:top w:val="single" w:sz="4" w:space="0" w:color="000000"/>
@@ -1187,34 +1187,9 @@
           <w:sz w:val="32"/>
           <w:szCs w:val="32"/>
         </w:rPr>
-        <w:t>{</w:t>
-      </w:r>
-      <w:r>
-        <w:rPr>
-          <w:rFonts w:cs="TH Sarabun New" w:ascii="TH Sarabun New" w:hAnsi="TH Sarabun New"/>
-          <w:color w:val="auto"/>
-          <w:sz w:val="32"/>
-          <w:szCs w:val="32"/>
-        </w:rPr>
-        <w:t>{%sig}</w:t>
-      </w:r>
-      <w:r>
-        <w:rPr>
-          <w:rFonts w:cs="TH Sarabun New" w:ascii="TH Sarabun New" w:hAnsi="TH Sarabun New"/>
-          <w:color w:val="auto"/>
-          <w:sz w:val="32"/>
-          <w:szCs w:val="32"/>
-        </w:rPr>
-        <w:t>}</w:t>
-      </w:r>
-      <w:r>
-        <w:rPr>
-          <w:rFonts w:cs="TH Sarabun New" w:ascii="TH Sarabun New" w:hAnsi="TH Sarabun New"/>
-          <w:color w:val="auto"/>
-          <w:sz w:val="32"/>
-          <w:szCs w:val="32"/>
-        </w:rPr>
-        <w:t xml:space="preserve">           </w:t>
+        <w:t>{{%sig}}</w:t>
+        <w:tab/>
+        <w:tab/>
       </w:r>
       <w:r>
         <w:rPr>
@@ -1251,7 +1226,7 @@
         <w:tab/>
         <w:tab/>
         <w:tab/>
-        <w:t xml:space="preserve">      ({{payee_name}})</w:t>
+        <w:t xml:space="preserve">      ( {{payee_name}} )</w:t>
       </w:r>
     </w:p>
     <w:p>
@@ -1283,41 +1258,7 @@
         </w:rPr>
         <w:tab/>
         <w:tab/>
-      </w:r>
-      <w:r>
-        <w:rPr>
-          <w:rFonts w:cs="TH Sarabun New" w:ascii="TH Sarabun New" w:hAnsi="TH Sarabun New"/>
-          <w:color w:val="auto"/>
-          <w:sz w:val="32"/>
-          <w:szCs w:val="32"/>
-        </w:rPr>
-        <w:t>{</w:t>
-      </w:r>
-      <w:r>
-        <w:rPr>
-          <w:rFonts w:cs="TH Sarabun New" w:ascii="TH Sarabun New" w:hAnsi="TH Sarabun New"/>
-          <w:color w:val="auto"/>
-          <w:sz w:val="32"/>
-          <w:szCs w:val="32"/>
-        </w:rPr>
-        <w:t>{%paysig}</w:t>
-      </w:r>
-      <w:r>
-        <w:rPr>
-          <w:rFonts w:cs="TH Sarabun New" w:ascii="TH Sarabun New" w:hAnsi="TH Sarabun New"/>
-          <w:color w:val="auto"/>
-          <w:sz w:val="32"/>
-          <w:szCs w:val="32"/>
-        </w:rPr>
-        <w:t>}</w:t>
-      </w:r>
-      <w:r>
-        <w:rPr>
-          <w:rFonts w:cs="TH Sarabun New" w:ascii="TH Sarabun New" w:hAnsi="TH Sarabun New"/>
-          <w:color w:val="auto"/>
-          <w:sz w:val="32"/>
-          <w:szCs w:val="32"/>
-        </w:rPr>
+        <w:t>{{%paysig}}</w:t>
         <w:tab/>
       </w:r>
       <w:r>
@@ -1354,7 +1295,7 @@
         <w:tab/>
         <w:tab/>
         <w:tab/>
-        <w:t xml:space="preserve">                 ({{payer_name}})</w:t>
+        <w:t xml:space="preserve">                 ( {{payer_name}} )</w:t>
       </w:r>
     </w:p>
     <w:p>
@@ -1375,16 +1316,15 @@
           <w:sz w:val="32"/>
           <w:szCs w:val="32"/>
         </w:rPr>
-        <w:t xml:space="preserve">ตำแหน่ง </w:t>
-      </w:r>
-      <w:r>
-        <w:rPr>
-          <w:rFonts w:cs="TH Sarabun New" w:ascii="TH Sarabun New" w:hAnsi="TH Sarabun New"/>
-          <w:color w:val="auto"/>
-          <w:sz w:val="32"/>
-          <w:szCs w:val="32"/>
-        </w:rPr>
-        <w:tab/>
+        <w:t xml:space="preserve">ตำแหน่ง   </w:t>
+      </w:r>
+      <w:r>
+        <w:rPr>
+          <w:rFonts w:cs="TH Sarabun New" w:ascii="TH Sarabun New" w:hAnsi="TH Sarabun New"/>
+          <w:color w:val="auto"/>
+          <w:sz w:val="32"/>
+          <w:szCs w:val="32"/>
+        </w:rPr>
         <w:t>{{payer_position}}</w:t>
       </w:r>
     </w:p>

--- a/web/templates/receipts/template-1.docx
+++ b/web/templates/receipts/template-1.docx
@@ -227,64 +227,7 @@
           <w:sz w:val="32"/>
           <w:szCs w:val="32"/>
         </w:rPr>
-        <w:t>(</w:t>
-      </w:r>
-      <w:r>
-        <w:rPr>
-          <w:rFonts w:ascii="TH Sarabun New" w:hAnsi="TH Sarabun New" w:cs="TH Sarabun New"/>
-          <w:color w:val="auto"/>
-          <w:sz w:val="32"/>
-          <w:sz w:val="32"/>
-          <w:szCs w:val="32"/>
-        </w:rPr>
-        <w:t>นาย</w:t>
-      </w:r>
-      <w:r>
-        <w:rPr>
-          <w:rFonts w:cs="TH Sarabun New" w:ascii="TH Sarabun New" w:hAnsi="TH Sarabun New"/>
-          <w:color w:val="auto"/>
-          <w:sz w:val="32"/>
-          <w:szCs w:val="32"/>
-        </w:rPr>
-        <w:t>/</w:t>
-      </w:r>
-      <w:r>
-        <w:rPr>
-          <w:rFonts w:ascii="TH Sarabun New" w:hAnsi="TH Sarabun New" w:cs="TH Sarabun New"/>
-          <w:color w:val="auto"/>
-          <w:sz w:val="32"/>
-          <w:sz w:val="32"/>
-          <w:szCs w:val="32"/>
-        </w:rPr>
-        <w:t>นาง</w:t>
-      </w:r>
-      <w:r>
-        <w:rPr>
-          <w:rFonts w:cs="TH Sarabun New" w:ascii="TH Sarabun New" w:hAnsi="TH Sarabun New"/>
-          <w:color w:val="auto"/>
-          <w:sz w:val="32"/>
-          <w:szCs w:val="32"/>
-        </w:rPr>
-        <w:t>/</w:t>
-      </w:r>
-      <w:r>
-        <w:rPr>
-          <w:rFonts w:ascii="TH Sarabun New" w:hAnsi="TH Sarabun New" w:cs="TH Sarabun New"/>
-          <w:color w:val="auto"/>
-          <w:sz w:val="32"/>
-          <w:sz w:val="32"/>
-          <w:szCs w:val="32"/>
-        </w:rPr>
-        <w:t>นางสาว</w:t>
-      </w:r>
-      <w:r>
-        <w:rPr>
-          <w:rFonts w:cs="TH Sarabun New" w:ascii="TH Sarabun New" w:hAnsi="TH Sarabun New"/>
-          <w:color w:val="auto"/>
-          <w:sz w:val="32"/>
-          <w:szCs w:val="32"/>
-        </w:rPr>
-        <w:t xml:space="preserve">) {{full_name}} </w:t>
+        <w:t xml:space="preserve">{{full_name}} </w:t>
       </w:r>
       <w:r>
         <w:rPr>
@@ -417,7 +360,25 @@
           <w:sz w:val="32"/>
           <w:szCs w:val="32"/>
         </w:rPr>
-        <w:t xml:space="preserve">{{street}} </w:t>
+        <w:t>{{</w:t>
+      </w:r>
+      <w:r>
+        <w:rPr>
+          <w:rFonts w:cs="TH Sarabun New" w:ascii="TH Sarabun New" w:hAnsi="TH Sarabun New"/>
+          <w:color w:val="auto"/>
+          <w:sz w:val="32"/>
+          <w:szCs w:val="32"/>
+        </w:rPr>
+        <w:t>road</w:t>
+      </w:r>
+      <w:r>
+        <w:rPr>
+          <w:rFonts w:cs="TH Sarabun New" w:ascii="TH Sarabun New" w:hAnsi="TH Sarabun New"/>
+          <w:color w:val="auto"/>
+          <w:sz w:val="32"/>
+          <w:szCs w:val="32"/>
+        </w:rPr>
+        <w:t xml:space="preserve">}} </w:t>
       </w:r>
       <w:r>
         <w:rPr>
@@ -576,22 +537,23 @@
       </w:r>
       <w:r>
         <w:rPr>
-          <w:rFonts w:cs="TH Sarabun New" w:ascii="TH Sarabun New" w:hAnsi="TH Sarabun New"/>
-          <w:color w:val="auto"/>
-          <w:sz w:val="32"/>
-          <w:szCs w:val="32"/>
-        </w:rPr>
-        <w:t xml:space="preserve">{{branch_province}} </w:t>
-      </w:r>
-      <w:r>
-        <w:rPr>
-          <w:rFonts w:ascii="TH Sarabun New" w:hAnsi="TH Sarabun New" w:cs="TH Sarabun New"/>
-          <w:color w:val="auto"/>
-          <w:sz w:val="32"/>
-          <w:sz w:val="32"/>
-          <w:szCs w:val="32"/>
-        </w:rPr>
-        <w:t xml:space="preserve">ลำดับที่ </w:t>
+          <w:rFonts w:ascii="TH Sarabun New" w:hAnsi="TH Sarabun New" w:cs="TH Sarabun New"/>
+          <w:color w:val="0D18A7"/>
+          <w:sz w:val="32"/>
+          <w:sz w:val="32"/>
+          <w:szCs w:val="32"/>
+        </w:rPr>
+        <w:t>ประชาชน</w:t>
+      </w:r>
+      <w:r>
+        <w:rPr>
+          <w:rFonts w:ascii="TH Sarabun New" w:hAnsi="TH Sarabun New" w:cs="TH Sarabun New"/>
+          <w:color w:val="auto"/>
+          <w:sz w:val="32"/>
+          <w:sz w:val="32"/>
+          <w:szCs w:val="32"/>
+        </w:rPr>
+        <w:t xml:space="preserve"> ลำดับที่ </w:t>
       </w:r>
       <w:r>
         <w:rPr>

--- a/web/templates/receipts/template-1.docx
+++ b/web/templates/receipts/template-1.docx
@@ -360,25 +360,7 @@
           <w:sz w:val="32"/>
           <w:szCs w:val="32"/>
         </w:rPr>
-        <w:t>{{</w:t>
-      </w:r>
-      <w:r>
-        <w:rPr>
-          <w:rFonts w:cs="TH Sarabun New" w:ascii="TH Sarabun New" w:hAnsi="TH Sarabun New"/>
-          <w:color w:val="auto"/>
-          <w:sz w:val="32"/>
-          <w:szCs w:val="32"/>
-        </w:rPr>
-        <w:t>road</w:t>
-      </w:r>
-      <w:r>
-        <w:rPr>
-          <w:rFonts w:cs="TH Sarabun New" w:ascii="TH Sarabun New" w:hAnsi="TH Sarabun New"/>
-          <w:color w:val="auto"/>
-          <w:sz w:val="32"/>
-          <w:szCs w:val="32"/>
-        </w:rPr>
-        <w:t xml:space="preserve">}} </w:t>
+        <w:t xml:space="preserve">{{road}} </w:t>
       </w:r>
       <w:r>
         <w:rPr>
@@ -562,7 +544,7 @@
           <w:sz w:val="32"/>
           <w:szCs w:val="32"/>
         </w:rPr>
-        <w:t xml:space="preserve">{{branch_no}} </w:t>
+        <w:t xml:space="preserve">...{{branch_no}}... </w:t>
       </w:r>
       <w:r>
         <w:rPr>
